--- a/src/main/resources/templates/GiaiNgan/duyet-ngan-hang.docx
+++ b/src/main/resources/templates/GiaiNgan/duyet-ngan-hang.docx
@@ -16,14 +16,7 @@
           <w:b/>
           <w:sz w:val="24"/>
         </w:rPr>
-        <w:t xml:space="preserve">         </w:t>
-      </w:r>
-      <w:r>
-        <w:rPr>
-          <w:b/>
-          <w:sz w:val="24"/>
-        </w:rPr>
-        <w:t>PHẦN XÉT DUYỆT CỦA NGÂN HÀNG</w:t>
+        <w:t xml:space="preserve">         PHẦN XÉT DUYỆT CỦA NGÂN HÀNG</w:t>
       </w:r>
     </w:p>
     <w:p>
@@ -43,65 +36,8 @@
           <w:b/>
           <w:sz w:val="24"/>
         </w:rPr>
-        <w:t xml:space="preserve">Tình hình giải </w:t>
-      </w:r>
-      <w:proofErr w:type="spellStart"/>
-      <w:r>
-        <w:rPr>
-          <w:b/>
-          <w:sz w:val="24"/>
-        </w:rPr>
-        <w:t>ngân</w:t>
-      </w:r>
-      <w:proofErr w:type="spellEnd"/>
-      <w:r>
-        <w:rPr>
-          <w:b/>
-          <w:sz w:val="24"/>
-        </w:rPr>
-        <w:t xml:space="preserve"> </w:t>
-      </w:r>
-      <w:proofErr w:type="spellStart"/>
-      <w:r>
-        <w:rPr>
-          <w:b/>
-          <w:sz w:val="24"/>
-        </w:rPr>
-        <w:t>của</w:t>
-      </w:r>
-      <w:proofErr w:type="spellEnd"/>
-      <w:r>
-        <w:rPr>
-          <w:b/>
-          <w:sz w:val="24"/>
-        </w:rPr>
-        <w:t xml:space="preserve"> </w:t>
-      </w:r>
-      <w:proofErr w:type="spellStart"/>
-      <w:r>
-        <w:rPr>
-          <w:b/>
-          <w:sz w:val="24"/>
-        </w:rPr>
-        <w:t>khách</w:t>
-      </w:r>
-      <w:proofErr w:type="spellEnd"/>
-      <w:r>
-        <w:rPr>
-          <w:b/>
-          <w:sz w:val="24"/>
-        </w:rPr>
-        <w:t xml:space="preserve"> </w:t>
-      </w:r>
-      <w:proofErr w:type="spellStart"/>
-      <w:r>
-        <w:rPr>
-          <w:b/>
-          <w:sz w:val="24"/>
-        </w:rPr>
-        <w:t>hàng</w:t>
-      </w:r>
-      <w:proofErr w:type="spellEnd"/>
+        <w:t>Tình hình giải ngân của khách hàng</w:t>
+      </w:r>
     </w:p>
     <w:p>
       <w:pPr>
@@ -123,416 +59,202 @@
         </w:rPr>
         <w:t xml:space="preserve"> </w:t>
       </w:r>
-      <w:proofErr w:type="spellStart"/>
-      <w:r>
-        <w:rPr>
-          <w:sz w:val="24"/>
-        </w:rPr>
-        <w:t>Hợp</w:t>
-      </w:r>
-      <w:proofErr w:type="spellEnd"/>
+      <w:r>
+        <w:rPr>
+          <w:sz w:val="24"/>
+        </w:rPr>
+        <w:t xml:space="preserve">Hợp đồng tín dụng hạn mức số </w:t>
+      </w:r>
+      <w:r>
+        <w:rPr>
+          <w:sz w:val="24"/>
+        </w:rPr>
+        <w:t>{{HDTD}}</w:t>
+      </w:r>
+      <w:r>
+        <w:rPr>
+          <w:sz w:val="24"/>
+        </w:rPr>
+        <w:t xml:space="preserve"> ngày </w:t>
+      </w:r>
+      <w:r>
+        <w:rPr>
+          <w:sz w:val="24"/>
+        </w:rPr>
+        <w:t>{{HDTD_DATE}}</w:t>
+      </w:r>
+    </w:p>
+    <w:p>
+      <w:pPr>
+        <w:ind w:left="0" w:right="6" w:firstLine="0"/>
+        <w:rPr>
+          <w:sz w:val="24"/>
+        </w:rPr>
+      </w:pPr>
+      <w:r>
+        <w:rPr>
+          <w:sz w:val="24"/>
+        </w:rPr>
+        <w:t>2.</w:t>
+      </w:r>
       <w:r>
         <w:rPr>
           <w:sz w:val="24"/>
         </w:rPr>
         <w:t xml:space="preserve"> </w:t>
       </w:r>
-      <w:proofErr w:type="spellStart"/>
-      <w:r>
-        <w:rPr>
-          <w:sz w:val="24"/>
-        </w:rPr>
-        <w:t>đồng</w:t>
-      </w:r>
-      <w:proofErr w:type="spellEnd"/>
+      <w:r>
+        <w:rPr>
+          <w:sz w:val="24"/>
+        </w:rPr>
+        <w:t xml:space="preserve">Thời hạn từ ngày </w:t>
+      </w:r>
+      <w:r>
+        <w:rPr>
+          <w:sz w:val="24"/>
+        </w:rPr>
+        <w:t xml:space="preserve">{{HDTD_DATE}} </w:t>
+      </w:r>
+      <w:r>
+        <w:rPr>
+          <w:sz w:val="24"/>
+        </w:rPr>
+        <w:t xml:space="preserve">đến hết ngày </w:t>
+      </w:r>
+      <w:r>
+        <w:t>{{HDTD_DATE_</w:t>
+      </w:r>
+      <w:r>
+        <w:rPr>
+          <w:lang w:val="en"/>
+        </w:rPr>
+        <w:t>expired</w:t>
+      </w:r>
+      <w:r>
+        <w:t>}}.</w:t>
+      </w:r>
+    </w:p>
+    <w:p>
+      <w:pPr>
+        <w:ind w:left="0" w:right="6" w:firstLine="0"/>
+        <w:rPr>
+          <w:sz w:val="24"/>
+        </w:rPr>
+      </w:pPr>
+      <w:r>
+        <w:rPr>
+          <w:sz w:val="24"/>
+        </w:rPr>
+        <w:t>3.</w:t>
+      </w:r>
       <w:r>
         <w:rPr>
           <w:sz w:val="24"/>
         </w:rPr>
         <w:t xml:space="preserve"> </w:t>
       </w:r>
-      <w:proofErr w:type="spellStart"/>
-      <w:r>
-        <w:rPr>
-          <w:sz w:val="24"/>
-        </w:rPr>
-        <w:t>tín</w:t>
-      </w:r>
-      <w:proofErr w:type="spellEnd"/>
+      <w:r>
+        <w:rPr>
+          <w:sz w:val="24"/>
+        </w:rPr>
+        <w:t>Biện pháp bảo đảm tín dụng: Bao gồm các biện pháp sau:</w:t>
+      </w:r>
+    </w:p>
+    <w:p>
+      <w:pPr>
+        <w:spacing w:after="97" w:line="259" w:lineRule="auto"/>
+        <w:ind w:left="0" w:right="6" w:firstLine="0"/>
+        <w:rPr>
+          <w:sz w:val="24"/>
+        </w:rPr>
+      </w:pPr>
+      <w:r>
+        <w:rPr>
+          <w:sz w:val="24"/>
+        </w:rPr>
+        <w:t xml:space="preserve">+ Hợp đồng thế chấp số </w:t>
+      </w:r>
+      <w:r>
+        <w:rPr>
+          <w:sz w:val="24"/>
+        </w:rPr>
+        <w:t>{{HDTD}}</w:t>
+      </w:r>
       <w:r>
         <w:rPr>
           <w:sz w:val="24"/>
         </w:rPr>
         <w:t xml:space="preserve"> </w:t>
       </w:r>
-      <w:proofErr w:type="spellStart"/>
-      <w:r>
-        <w:rPr>
-          <w:sz w:val="24"/>
-        </w:rPr>
-        <w:t>dụng</w:t>
-      </w:r>
-      <w:proofErr w:type="spellEnd"/>
+      <w:r>
+        <w:rPr>
+          <w:sz w:val="24"/>
+        </w:rPr>
+        <w:t xml:space="preserve">ngày </w:t>
+      </w:r>
+      <w:r>
+        <w:rPr>
+          <w:sz w:val="24"/>
+        </w:rPr>
+        <w:t>{{HDTD_DATE}}</w:t>
+      </w:r>
       <w:r>
         <w:rPr>
           <w:sz w:val="24"/>
         </w:rPr>
         <w:t xml:space="preserve"> </w:t>
       </w:r>
-      <w:proofErr w:type="spellStart"/>
-      <w:r>
-        <w:rPr>
-          <w:sz w:val="24"/>
-        </w:rPr>
-        <w:t>hạn</w:t>
-      </w:r>
-      <w:proofErr w:type="spellEnd"/>
+      <w:r>
+        <w:rPr>
+          <w:sz w:val="24"/>
+        </w:rPr>
+        <w:t>để bảo đảm cho các nghĩa vụ của Công ty tại Ngân hàng.</w:t>
+      </w:r>
+    </w:p>
+    <w:p>
+      <w:pPr>
+        <w:ind w:right="6"/>
+        <w:rPr>
+          <w:sz w:val="24"/>
+        </w:rPr>
+      </w:pPr>
+      <w:r>
+        <w:rPr>
+          <w:sz w:val="24"/>
+        </w:rPr>
+        <w:t>+ Các hợp đồng thế chấp/cầm cố khác được giao kết cùng ngày hoặc sau ngày ký Hợp đồng này giữa Công ty và/hoặc bên thứ ba (gọi chung là Bên bảo đảm) với Ngân hàng để bảo đảm cho các nghĩa vụ của Công ty tại Ngân hàng.</w:t>
+      </w:r>
+    </w:p>
+    <w:p>
+      <w:pPr>
+        <w:ind w:left="0" w:right="6" w:firstLine="0"/>
+        <w:rPr>
+          <w:sz w:val="24"/>
+        </w:rPr>
+      </w:pPr>
+      <w:r>
+        <w:rPr>
+          <w:sz w:val="24"/>
+        </w:rPr>
+        <w:t>4.</w:t>
+      </w:r>
       <w:r>
         <w:rPr>
           <w:sz w:val="24"/>
         </w:rPr>
         <w:t xml:space="preserve"> </w:t>
       </w:r>
-      <w:proofErr w:type="spellStart"/>
-      <w:r>
-        <w:rPr>
-          <w:sz w:val="24"/>
-        </w:rPr>
-        <w:t>mức</w:t>
-      </w:r>
-      <w:proofErr w:type="spellEnd"/>
-      <w:r>
-        <w:rPr>
-          <w:sz w:val="24"/>
-        </w:rPr>
-        <w:t xml:space="preserve"> </w:t>
-      </w:r>
-      <w:proofErr w:type="spellStart"/>
-      <w:r>
-        <w:rPr>
-          <w:sz w:val="24"/>
-        </w:rPr>
-        <w:t>số</w:t>
-      </w:r>
-      <w:proofErr w:type="spellEnd"/>
-      <w:r>
-        <w:rPr>
-          <w:sz w:val="24"/>
-        </w:rPr>
-        <w:t xml:space="preserve"> 01/2025/10987477/HĐTD </w:t>
-      </w:r>
-      <w:proofErr w:type="spellStart"/>
-      <w:r>
-        <w:rPr>
-          <w:sz w:val="24"/>
-        </w:rPr>
-        <w:t>ngày</w:t>
-      </w:r>
-      <w:proofErr w:type="spellEnd"/>
-      <w:r>
-        <w:rPr>
-          <w:sz w:val="24"/>
-        </w:rPr>
-        <w:t xml:space="preserve"> 09/05/2025</w:t>
-      </w:r>
-    </w:p>
-    <w:p>
-      <w:pPr>
-        <w:ind w:left="0" w:right="6" w:firstLine="0"/>
-        <w:rPr>
-          <w:sz w:val="24"/>
-        </w:rPr>
-      </w:pPr>
-      <w:r>
-        <w:rPr>
-          <w:sz w:val="24"/>
-        </w:rPr>
-        <w:t>2.</w:t>
-      </w:r>
-      <w:r>
-        <w:rPr>
-          <w:sz w:val="24"/>
-        </w:rPr>
-        <w:t xml:space="preserve"> </w:t>
-      </w:r>
-      <w:proofErr w:type="spellStart"/>
-      <w:r>
-        <w:rPr>
-          <w:sz w:val="24"/>
-        </w:rPr>
-        <w:t>Thời</w:t>
-      </w:r>
-      <w:proofErr w:type="spellEnd"/>
-      <w:r>
-        <w:rPr>
-          <w:sz w:val="24"/>
-        </w:rPr>
-        <w:t xml:space="preserve"> </w:t>
-      </w:r>
-      <w:proofErr w:type="spellStart"/>
-      <w:r>
-        <w:rPr>
-          <w:sz w:val="24"/>
-        </w:rPr>
-        <w:t>hạn</w:t>
-      </w:r>
-      <w:proofErr w:type="spellEnd"/>
-      <w:r>
-        <w:rPr>
-          <w:sz w:val="24"/>
-        </w:rPr>
-        <w:t xml:space="preserve"> </w:t>
-      </w:r>
-      <w:proofErr w:type="spellStart"/>
-      <w:r>
-        <w:rPr>
-          <w:sz w:val="24"/>
-        </w:rPr>
-        <w:t>từ</w:t>
-      </w:r>
-      <w:proofErr w:type="spellEnd"/>
-      <w:r>
-        <w:rPr>
-          <w:sz w:val="24"/>
-        </w:rPr>
-        <w:t xml:space="preserve"> </w:t>
-      </w:r>
-      <w:proofErr w:type="spellStart"/>
-      <w:r>
-        <w:rPr>
-          <w:sz w:val="24"/>
-        </w:rPr>
-        <w:t>ngày</w:t>
-      </w:r>
-      <w:proofErr w:type="spellEnd"/>
-      <w:r>
-        <w:rPr>
-          <w:sz w:val="24"/>
-        </w:rPr>
-        <w:t xml:space="preserve"> 09/05/2025 đến hết ngày 09/05/2026</w:t>
-      </w:r>
-    </w:p>
-    <w:p>
-      <w:pPr>
-        <w:ind w:left="0" w:right="6" w:firstLine="0"/>
-        <w:rPr>
-          <w:sz w:val="24"/>
-        </w:rPr>
-      </w:pPr>
-      <w:r>
-        <w:rPr>
-          <w:sz w:val="24"/>
-        </w:rPr>
-        <w:t>3.</w:t>
-      </w:r>
-      <w:r>
-        <w:rPr>
-          <w:sz w:val="24"/>
-        </w:rPr>
-        <w:t xml:space="preserve"> </w:t>
-      </w:r>
-      <w:proofErr w:type="spellStart"/>
-      <w:r>
-        <w:rPr>
-          <w:sz w:val="24"/>
-        </w:rPr>
-        <w:t>Biện</w:t>
-      </w:r>
-      <w:proofErr w:type="spellEnd"/>
-      <w:r>
-        <w:rPr>
-          <w:sz w:val="24"/>
-        </w:rPr>
-        <w:t xml:space="preserve"> </w:t>
-      </w:r>
-      <w:proofErr w:type="spellStart"/>
-      <w:r>
-        <w:rPr>
-          <w:sz w:val="24"/>
-        </w:rPr>
-        <w:t>pháp</w:t>
-      </w:r>
-      <w:proofErr w:type="spellEnd"/>
-      <w:r>
-        <w:rPr>
-          <w:sz w:val="24"/>
-        </w:rPr>
-        <w:t xml:space="preserve"> </w:t>
-      </w:r>
-      <w:proofErr w:type="spellStart"/>
-      <w:r>
-        <w:rPr>
-          <w:sz w:val="24"/>
-        </w:rPr>
-        <w:t>bảo</w:t>
-      </w:r>
-      <w:proofErr w:type="spellEnd"/>
-      <w:r>
-        <w:rPr>
-          <w:sz w:val="24"/>
-        </w:rPr>
-        <w:t xml:space="preserve"> </w:t>
-      </w:r>
-      <w:proofErr w:type="spellStart"/>
-      <w:r>
-        <w:rPr>
-          <w:sz w:val="24"/>
-        </w:rPr>
-        <w:t>đảm</w:t>
-      </w:r>
-      <w:proofErr w:type="spellEnd"/>
-      <w:r>
-        <w:rPr>
-          <w:sz w:val="24"/>
-        </w:rPr>
-        <w:t xml:space="preserve"> tín dụng: Bao gồm các biện pháp sau:</w:t>
-      </w:r>
-    </w:p>
-    <w:p>
-      <w:pPr>
-        <w:spacing w:after="76"/>
-        <w:ind w:right="6"/>
-        <w:rPr>
-          <w:sz w:val="24"/>
-        </w:rPr>
-      </w:pPr>
-      <w:r>
-        <w:rPr>
-          <w:sz w:val="24"/>
-        </w:rPr>
-        <w:t>+ Hợp đồng thế chấp số 01/2021/10987477/HĐBĐ ngày 29/03/2021 để bảo đảm cho các nghĩa vụ của Công ty tại Ngân hàng.</w:t>
-      </w:r>
-    </w:p>
-    <w:p>
-      <w:pPr>
-        <w:ind w:right="6"/>
-        <w:rPr>
-          <w:sz w:val="24"/>
-        </w:rPr>
-      </w:pPr>
-      <w:r>
-        <w:rPr>
-          <w:sz w:val="24"/>
-        </w:rPr>
-        <w:t xml:space="preserve">+ Các </w:t>
-      </w:r>
-      <w:proofErr w:type="spellStart"/>
-      <w:r>
-        <w:rPr>
-          <w:sz w:val="24"/>
-        </w:rPr>
-        <w:t>hợp</w:t>
-      </w:r>
-      <w:proofErr w:type="spellEnd"/>
-      <w:r>
-        <w:rPr>
-          <w:sz w:val="24"/>
-        </w:rPr>
-        <w:t xml:space="preserve"> </w:t>
-      </w:r>
-      <w:proofErr w:type="spellStart"/>
-      <w:r>
-        <w:rPr>
-          <w:sz w:val="24"/>
-        </w:rPr>
-        <w:t>đồng</w:t>
-      </w:r>
-      <w:proofErr w:type="spellEnd"/>
-      <w:r>
-        <w:rPr>
-          <w:sz w:val="24"/>
-        </w:rPr>
-        <w:t xml:space="preserve"> </w:t>
-      </w:r>
-      <w:proofErr w:type="spellStart"/>
-      <w:r>
-        <w:rPr>
-          <w:sz w:val="24"/>
-        </w:rPr>
-        <w:t>thế</w:t>
-      </w:r>
-      <w:proofErr w:type="spellEnd"/>
-      <w:r>
-        <w:rPr>
-          <w:sz w:val="24"/>
-        </w:rPr>
-        <w:t xml:space="preserve"> chấp/cầm cố khác được giao kết cùng ngày hoặc sau ngày ký Hợp đồng này giữa Công ty và/hoặc bên thứ ba (gọi chung là Bên bảo đảm) với Ngân hàng để bảo đảm cho các nghĩa vụ của Công ty tại Ngân hàng.</w:t>
-      </w:r>
-    </w:p>
-    <w:p>
-      <w:pPr>
-        <w:ind w:left="0" w:right="6" w:firstLine="0"/>
-        <w:rPr>
-          <w:sz w:val="24"/>
-        </w:rPr>
-      </w:pPr>
-      <w:r>
-        <w:rPr>
-          <w:sz w:val="24"/>
-        </w:rPr>
-        <w:t>4.</w:t>
-      </w:r>
-      <w:r>
-        <w:rPr>
-          <w:sz w:val="24"/>
-        </w:rPr>
-        <w:t xml:space="preserve"> </w:t>
-      </w:r>
-      <w:proofErr w:type="spellStart"/>
-      <w:r>
-        <w:rPr>
-          <w:sz w:val="24"/>
-        </w:rPr>
-        <w:t>Hạn</w:t>
-      </w:r>
-      <w:proofErr w:type="spellEnd"/>
-      <w:r>
-        <w:rPr>
-          <w:sz w:val="24"/>
-        </w:rPr>
-        <w:t xml:space="preserve"> </w:t>
-      </w:r>
-      <w:proofErr w:type="spellStart"/>
-      <w:r>
-        <w:rPr>
-          <w:sz w:val="24"/>
-        </w:rPr>
-        <w:t>mức</w:t>
-      </w:r>
-      <w:proofErr w:type="spellEnd"/>
-      <w:r>
-        <w:rPr>
-          <w:sz w:val="24"/>
-        </w:rPr>
-        <w:t xml:space="preserve"> </w:t>
-      </w:r>
-      <w:proofErr w:type="spellStart"/>
-      <w:r>
-        <w:rPr>
-          <w:sz w:val="24"/>
-        </w:rPr>
-        <w:t>tín</w:t>
-      </w:r>
-      <w:proofErr w:type="spellEnd"/>
-      <w:r>
-        <w:rPr>
-          <w:sz w:val="24"/>
-        </w:rPr>
-        <w:t xml:space="preserve"> </w:t>
-      </w:r>
-      <w:proofErr w:type="spellStart"/>
-      <w:r>
-        <w:rPr>
-          <w:sz w:val="24"/>
-        </w:rPr>
-        <w:t>dụng</w:t>
-      </w:r>
-      <w:proofErr w:type="spellEnd"/>
-      <w:r>
-        <w:rPr>
-          <w:sz w:val="24"/>
-        </w:rPr>
-        <w:t>: 60,000,000,000 đồng</w:t>
+      <w:r>
+        <w:rPr>
+          <w:sz w:val="24"/>
+        </w:rPr>
+        <w:t xml:space="preserve">Hạn mức tín dụng: </w:t>
+      </w:r>
+      <w:r>
+        <w:rPr>
+          <w:sz w:val="24"/>
+        </w:rPr>
+        <w:t>{{HMTD}}</w:t>
       </w:r>
     </w:p>
     <w:p>
@@ -548,76 +270,11 @@
           <w:sz w:val="24"/>
         </w:rPr>
       </w:pPr>
-      <w:proofErr w:type="spellStart"/>
-      <w:r>
-        <w:rPr>
-          <w:sz w:val="24"/>
-        </w:rPr>
-        <w:t>Tổng</w:t>
-      </w:r>
-      <w:proofErr w:type="spellEnd"/>
-      <w:r>
-        <w:rPr>
-          <w:sz w:val="24"/>
-        </w:rPr>
-        <w:t xml:space="preserve"> </w:t>
-      </w:r>
-      <w:proofErr w:type="spellStart"/>
-      <w:r>
-        <w:rPr>
-          <w:sz w:val="24"/>
-        </w:rPr>
-        <w:t>hạn</w:t>
-      </w:r>
-      <w:proofErr w:type="spellEnd"/>
-      <w:r>
-        <w:rPr>
-          <w:sz w:val="24"/>
-        </w:rPr>
-        <w:t xml:space="preserve"> </w:t>
-      </w:r>
-      <w:proofErr w:type="spellStart"/>
-      <w:r>
-        <w:rPr>
-          <w:sz w:val="24"/>
-        </w:rPr>
-        <w:t>mức</w:t>
-      </w:r>
-      <w:proofErr w:type="spellEnd"/>
-      <w:r>
-        <w:rPr>
-          <w:sz w:val="24"/>
-        </w:rPr>
-        <w:t xml:space="preserve"> </w:t>
-      </w:r>
-      <w:proofErr w:type="spellStart"/>
-      <w:r>
-        <w:rPr>
-          <w:sz w:val="24"/>
-        </w:rPr>
-        <w:t>tín</w:t>
-      </w:r>
-      <w:proofErr w:type="spellEnd"/>
-      <w:r>
-        <w:rPr>
-          <w:sz w:val="24"/>
-        </w:rPr>
-        <w:t xml:space="preserve"> dụng đã sử dụng theo Hợp đồng tín dụng hạn mức số</w:t>
-      </w:r>
-    </w:p>
-    <w:p>
-      <w:pPr>
-        <w:spacing w:after="78"/>
-        <w:ind w:left="393" w:right="6"/>
-        <w:rPr>
-          <w:sz w:val="24"/>
-        </w:rPr>
-      </w:pPr>
-      <w:r>
-        <w:rPr>
-          <w:sz w:val="24"/>
-        </w:rPr>
-        <w:t>01/2025/10987477/HĐTD ngày 09/05/2025 đến thời điểm hiện tại (chưa bao gồm khoản vay theo Hợp đồng tín dụng cụ thể này): 38,731,972,700 đồng.</w:t>
+      <w:r>
+        <w:rPr>
+          <w:sz w:val="24"/>
+        </w:rPr>
+        <w:t>Tổng hạn mức tín dụng đã sử dụng theo Hợp đồng tín dụng hạn mức số</w:t>
       </w:r>
     </w:p>
     <w:p>
@@ -627,151 +284,103 @@
           <w:ilvl w:val="0"/>
           <w:numId w:val="7"/>
         </w:numPr>
-        <w:spacing w:after="146"/>
-        <w:ind w:right="51"/>
-        <w:rPr>
-          <w:sz w:val="24"/>
-        </w:rPr>
-      </w:pPr>
-      <w:proofErr w:type="spellStart"/>
-      <w:r>
-        <w:rPr>
-          <w:sz w:val="24"/>
-        </w:rPr>
-        <w:t>Hạn</w:t>
-      </w:r>
-      <w:proofErr w:type="spellEnd"/>
+        <w:spacing w:after="97" w:line="259" w:lineRule="auto"/>
+        <w:ind w:right="6"/>
+        <w:rPr>
+          <w:sz w:val="24"/>
+        </w:rPr>
+      </w:pPr>
+      <w:r>
+        <w:rPr>
+          <w:sz w:val="24"/>
+        </w:rPr>
+        <w:t>{{HDTD}} ngày {{HDTD_DATE}}</w:t>
+      </w:r>
       <w:r>
         <w:rPr>
           <w:sz w:val="24"/>
         </w:rPr>
         <w:t xml:space="preserve"> </w:t>
       </w:r>
-      <w:proofErr w:type="spellStart"/>
-      <w:r>
-        <w:rPr>
-          <w:sz w:val="24"/>
-        </w:rPr>
-        <w:t>mức</w:t>
-      </w:r>
-      <w:proofErr w:type="spellEnd"/>
-      <w:r>
-        <w:rPr>
-          <w:sz w:val="24"/>
+    </w:p>
+    <w:p>
+      <w:pPr>
+        <w:spacing w:after="78"/>
+        <w:ind w:right="6"/>
+        <w:rPr>
+          <w:color w:val="0070C0"/>
+          <w:sz w:val="26"/>
+          <w:szCs w:val="26"/>
+        </w:rPr>
+      </w:pPr>
+      <w:r>
+        <w:rPr>
+          <w:sz w:val="24"/>
+        </w:rPr>
+        <w:t xml:space="preserve">đến thời điểm hiện tại (chưa bao gồm khoản vay theo Hợp đồng tín dụng cụ thể này): </w:t>
+      </w:r>
+      <w:r>
+        <w:rPr>
+          <w:color w:val="0070C0"/>
+          <w:sz w:val="26"/>
+          <w:szCs w:val="26"/>
+        </w:rPr>
+        <w:t>{{DuNoVay}}</w:t>
+      </w:r>
+      <w:r>
+        <w:rPr>
+          <w:color w:val="0070C0"/>
+          <w:sz w:val="26"/>
+          <w:szCs w:val="26"/>
         </w:rPr>
         <w:t xml:space="preserve"> </w:t>
       </w:r>
-      <w:proofErr w:type="spellStart"/>
-      <w:r>
-        <w:rPr>
-          <w:sz w:val="24"/>
-        </w:rPr>
-        <w:t>tín</w:t>
-      </w:r>
-      <w:proofErr w:type="spellEnd"/>
-      <w:r>
-        <w:rPr>
-          <w:sz w:val="24"/>
-        </w:rPr>
-        <w:t xml:space="preserve"> </w:t>
-      </w:r>
-      <w:proofErr w:type="spellStart"/>
-      <w:r>
-        <w:rPr>
-          <w:sz w:val="24"/>
-        </w:rPr>
-        <w:t>dụng</w:t>
-      </w:r>
-      <w:proofErr w:type="spellEnd"/>
-      <w:r>
-        <w:rPr>
-          <w:sz w:val="24"/>
-        </w:rPr>
-        <w:t xml:space="preserve"> </w:t>
-      </w:r>
-      <w:proofErr w:type="spellStart"/>
-      <w:r>
-        <w:rPr>
-          <w:sz w:val="24"/>
-        </w:rPr>
-        <w:t>còn</w:t>
-      </w:r>
-      <w:proofErr w:type="spellEnd"/>
-      <w:r>
-        <w:rPr>
-          <w:sz w:val="24"/>
-        </w:rPr>
-        <w:t xml:space="preserve"> lại được sử dụng: 21,268,027,300 đồng</w:t>
-      </w:r>
-    </w:p>
-    <w:p>
-      <w:pPr>
-        <w:pStyle w:val="ListParagraph"/>
-        <w:numPr>
-          <w:ilvl w:val="0"/>
-          <w:numId w:val="1"/>
-        </w:numPr>
-        <w:spacing w:after="143"/>
-        <w:ind w:right="6" w:hanging="398"/>
-        <w:rPr>
-          <w:sz w:val="24"/>
-        </w:rPr>
-      </w:pPr>
-      <w:proofErr w:type="spellStart"/>
-      <w:r>
-        <w:rPr>
-          <w:sz w:val="24"/>
-        </w:rPr>
-        <w:t>Không</w:t>
-      </w:r>
-      <w:proofErr w:type="spellEnd"/>
-      <w:r>
-        <w:rPr>
-          <w:sz w:val="24"/>
-        </w:rPr>
-        <w:t xml:space="preserve"> </w:t>
-      </w:r>
-      <w:proofErr w:type="spellStart"/>
-      <w:r>
-        <w:rPr>
-          <w:sz w:val="24"/>
-        </w:rPr>
-        <w:t>đồng</w:t>
-      </w:r>
-      <w:proofErr w:type="spellEnd"/>
-      <w:r>
-        <w:rPr>
-          <w:sz w:val="24"/>
-        </w:rPr>
-        <w:t xml:space="preserve"> ý </w:t>
-      </w:r>
-      <w:proofErr w:type="spellStart"/>
-      <w:r>
-        <w:rPr>
-          <w:sz w:val="24"/>
-        </w:rPr>
-        <w:t>khoản</w:t>
-      </w:r>
-      <w:proofErr w:type="spellEnd"/>
-      <w:r>
-        <w:rPr>
-          <w:sz w:val="24"/>
-        </w:rPr>
-        <w:t xml:space="preserve"> </w:t>
-      </w:r>
-      <w:proofErr w:type="spellStart"/>
-      <w:r>
-        <w:rPr>
-          <w:sz w:val="24"/>
-        </w:rPr>
-        <w:t>vay</w:t>
-      </w:r>
-      <w:proofErr w:type="spellEnd"/>
-      <w:r>
-        <w:rPr>
-          <w:sz w:val="24"/>
-        </w:rPr>
-        <w:t xml:space="preserve"> vốn theo số thứ tự: </w:t>
+      <w:r>
+        <w:rPr>
+          <w:sz w:val="24"/>
+        </w:rPr>
+        <w:t xml:space="preserve">Hạn mức tín dụng còn lại được sử dụng: </w:t>
+      </w:r>
+      <w:r>
+        <w:rPr>
+          <w:color w:val="0070C0"/>
+          <w:sz w:val="26"/>
+          <w:szCs w:val="26"/>
+        </w:rPr>
+        <w:t>{{GHTDConSD}}</w:t>
+      </w:r>
+    </w:p>
+    <w:p>
+      <w:pPr>
+        <w:spacing w:after="78"/>
+        <w:ind w:right="6"/>
+        <w:rPr>
+          <w:sz w:val="24"/>
+        </w:rPr>
+      </w:pPr>
+      <w:r>
+        <w:rPr>
+          <w:sz w:val="24"/>
+        </w:rPr>
+        <w:t xml:space="preserve">Không đồng ý khoản vay vốn theo số thứ tự: </w:t>
+      </w:r>
+      <w:r>
+        <w:rPr>
+          <w:sz w:val="24"/>
+        </w:rPr>
+        <w:t>{{</w:t>
+      </w:r>
+      <w:r>
+        <w:rPr>
+          <w:lang w:val="en"/>
+        </w:rPr>
+        <w:t>expired</w:t>
+      </w:r>
+      <w:r>
+        <w:rPr>
+          <w:lang w:val="en"/>
+        </w:rPr>
+        <w:t>}}</w:t>
       </w:r>
     </w:p>
     <w:p>
@@ -807,20 +416,13 @@
           <w:color w:val="FF0000"/>
           <w:sz w:val="24"/>
         </w:rPr>
-        <w:t>1</w:t>
-      </w:r>
-      <w:r>
-        <w:rPr>
-          <w:color w:val="FF0000"/>
-          <w:sz w:val="24"/>
-        </w:rPr>
-        <w:t>. Đồng ý để Công ty được rút vốn để thanh toán các khoản nợ theo số thứ tự: 1,2,3,4,5,6,7,8</w:t>
+        <w:t>1. Đồng ý để Công ty được rút vốn để thanh toán các khoản nợ theo số thứ tự: 1,2,3,4,5,6,7,8</w:t>
       </w:r>
     </w:p>
     <w:p>
       <w:pPr>
         <w:spacing w:after="465" w:line="265" w:lineRule="auto"/>
-        <w:ind w:left="393"/>
+        <w:ind w:left="0" w:firstLine="0"/>
         <w:jc w:val="left"/>
         <w:rPr>
           <w:sz w:val="24"/>
@@ -830,7 +432,7 @@
         <w:rPr>
           <w:sz w:val="24"/>
         </w:rPr>
-        <w:t>#NAME?</w:t>
+        <w:t>2. Với tổng số tiền là: {{TONG}} (Bằng chữ: {{TONG_TEXT}}</w:t>
       </w:r>
     </w:p>
     <w:p>
@@ -853,47 +455,23 @@
         </w:rPr>
         <w:t xml:space="preserve"> </w:t>
       </w:r>
-      <w:proofErr w:type="spellStart"/>
-      <w:r>
-        <w:rPr>
-          <w:sz w:val="24"/>
-        </w:rPr>
-        <w:t>Thời</w:t>
-      </w:r>
-      <w:proofErr w:type="spellEnd"/>
-      <w:r>
-        <w:rPr>
-          <w:sz w:val="24"/>
-        </w:rPr>
-        <w:t xml:space="preserve"> </w:t>
-      </w:r>
-      <w:proofErr w:type="spellStart"/>
-      <w:r>
-        <w:rPr>
-          <w:sz w:val="24"/>
-        </w:rPr>
-        <w:t>hạn</w:t>
-      </w:r>
-      <w:proofErr w:type="spellEnd"/>
-      <w:r>
-        <w:rPr>
-          <w:sz w:val="24"/>
-        </w:rPr>
-        <w:t xml:space="preserve"> </w:t>
-      </w:r>
-      <w:proofErr w:type="spellStart"/>
-      <w:r>
-        <w:rPr>
-          <w:sz w:val="24"/>
-        </w:rPr>
-        <w:t>vay</w:t>
-      </w:r>
-      <w:proofErr w:type="spellEnd"/>
-      <w:r>
-        <w:rPr>
-          <w:sz w:val="24"/>
-        </w:rPr>
-        <w:t>: 84 ngày.</w:t>
+      <w:r>
+        <w:rPr>
+          <w:sz w:val="24"/>
+        </w:rPr>
+        <w:t xml:space="preserve">Thời hạn vay: </w:t>
+      </w:r>
+      <w:r>
+        <w:rPr>
+          <w:sz w:val="24"/>
+        </w:rPr>
+        <w:t>{{gate}}</w:t>
+      </w:r>
+      <w:r>
+        <w:rPr>
+          <w:sz w:val="24"/>
+        </w:rPr>
+        <w:t xml:space="preserve"> ngày.</w:t>
       </w:r>
     </w:p>
     <w:p>
@@ -909,47 +487,17 @@
           <w:sz w:val="24"/>
         </w:rPr>
       </w:pPr>
-      <w:proofErr w:type="spellStart"/>
-      <w:r>
-        <w:rPr>
-          <w:sz w:val="24"/>
-        </w:rPr>
-        <w:t>Ngày</w:t>
-      </w:r>
-      <w:proofErr w:type="spellEnd"/>
-      <w:r>
-        <w:rPr>
-          <w:sz w:val="24"/>
-        </w:rPr>
-        <w:t xml:space="preserve"> </w:t>
-      </w:r>
-      <w:proofErr w:type="spellStart"/>
-      <w:r>
-        <w:rPr>
-          <w:sz w:val="24"/>
-        </w:rPr>
-        <w:t>giải</w:t>
-      </w:r>
-      <w:proofErr w:type="spellEnd"/>
-      <w:r>
-        <w:rPr>
-          <w:sz w:val="24"/>
-        </w:rPr>
-        <w:t xml:space="preserve"> </w:t>
-      </w:r>
-      <w:proofErr w:type="spellStart"/>
-      <w:r>
-        <w:rPr>
-          <w:sz w:val="24"/>
-        </w:rPr>
-        <w:t>ngân</w:t>
-      </w:r>
-      <w:proofErr w:type="spellEnd"/>
-      <w:r>
-        <w:rPr>
-          <w:sz w:val="24"/>
-        </w:rPr>
-        <w:t>: 02 / 04 / 2026</w:t>
+      <w:r>
+        <w:rPr>
+          <w:sz w:val="24"/>
+        </w:rPr>
+        <w:t xml:space="preserve">Ngày giải ngân: </w:t>
+      </w:r>
+      <w:r>
+        <w:rPr>
+          <w:sz w:val="24"/>
+        </w:rPr>
+        <w:t>{{}}</w:t>
       </w:r>
     </w:p>
     <w:p>
@@ -966,53 +514,12 @@
           <w:sz w:val="24"/>
         </w:rPr>
       </w:pPr>
-      <w:proofErr w:type="spellStart"/>
       <w:r>
         <w:rPr>
           <w:color w:val="FF0000"/>
           <w:sz w:val="24"/>
         </w:rPr>
-        <w:t>Ngày</w:t>
-      </w:r>
-      <w:proofErr w:type="spellEnd"/>
-      <w:r>
-        <w:rPr>
-          <w:color w:val="FF0000"/>
-          <w:sz w:val="24"/>
-        </w:rPr>
-        <w:t xml:space="preserve"> </w:t>
-      </w:r>
-      <w:proofErr w:type="spellStart"/>
-      <w:r>
-        <w:rPr>
-          <w:color w:val="FF0000"/>
-          <w:sz w:val="24"/>
-        </w:rPr>
-        <w:t>đáo</w:t>
-      </w:r>
-      <w:proofErr w:type="spellEnd"/>
-      <w:r>
-        <w:rPr>
-          <w:color w:val="FF0000"/>
-          <w:sz w:val="24"/>
-        </w:rPr>
-        <w:t xml:space="preserve"> </w:t>
-      </w:r>
-      <w:proofErr w:type="spellStart"/>
-      <w:r>
-        <w:rPr>
-          <w:color w:val="FF0000"/>
-          <w:sz w:val="24"/>
-        </w:rPr>
-        <w:t>hạn</w:t>
-      </w:r>
-      <w:proofErr w:type="spellEnd"/>
-      <w:r>
-        <w:rPr>
-          <w:color w:val="FF0000"/>
-          <w:sz w:val="24"/>
-        </w:rPr>
-        <w:t>: 25 / 06 / 2026. Trường hợp ngày đáo hạn là ngày lễ hoặc ngày nghỉ hàng tuần thì chuyển sang ngày làm việc tiếp theo.</w:t>
+        <w:t>Ngày đáo hạn: 25 / 06 / 2026. Trường hợp ngày đáo hạn là ngày lễ hoặc ngày nghỉ hàng tuần thì chuyển sang ngày làm việc tiếp theo.</w:t>
       </w:r>
     </w:p>
     <w:p>
@@ -1035,47 +542,11 @@
         </w:rPr>
         <w:t xml:space="preserve"> </w:t>
       </w:r>
-      <w:proofErr w:type="spellStart"/>
-      <w:r>
-        <w:rPr>
-          <w:sz w:val="24"/>
-        </w:rPr>
-        <w:t>Lãi</w:t>
-      </w:r>
-      <w:proofErr w:type="spellEnd"/>
-      <w:r>
-        <w:rPr>
-          <w:sz w:val="24"/>
-        </w:rPr>
-        <w:t xml:space="preserve"> </w:t>
-      </w:r>
-      <w:proofErr w:type="spellStart"/>
-      <w:r>
-        <w:rPr>
-          <w:sz w:val="24"/>
-        </w:rPr>
-        <w:t>suất</w:t>
-      </w:r>
-      <w:proofErr w:type="spellEnd"/>
-      <w:r>
-        <w:rPr>
-          <w:sz w:val="24"/>
-        </w:rPr>
-        <w:t xml:space="preserve"> </w:t>
-      </w:r>
-      <w:proofErr w:type="spellStart"/>
-      <w:r>
-        <w:rPr>
-          <w:sz w:val="24"/>
-        </w:rPr>
-        <w:t>vay</w:t>
-      </w:r>
-      <w:proofErr w:type="spellEnd"/>
-      <w:r>
-        <w:rPr>
-          <w:sz w:val="24"/>
-        </w:rPr>
-        <w:t>:</w:t>
+      <w:r>
+        <w:rPr>
+          <w:sz w:val="24"/>
+        </w:rPr>
+        <w:t>Lãi suất vay:</w:t>
       </w:r>
     </w:p>
     <w:p>
@@ -1112,94 +583,20 @@
         <w:rPr>
           <w:sz w:val="24"/>
         </w:rPr>
-        <w:t xml:space="preserve">Lãi suất </w:t>
-      </w:r>
-      <w:proofErr w:type="spellStart"/>
-      <w:r>
-        <w:rPr>
-          <w:sz w:val="24"/>
-        </w:rPr>
-        <w:t>cơ</w:t>
-      </w:r>
-      <w:proofErr w:type="spellEnd"/>
-      <w:r>
-        <w:rPr>
-          <w:sz w:val="24"/>
-        </w:rPr>
-        <w:t xml:space="preserve"> </w:t>
-      </w:r>
-      <w:proofErr w:type="spellStart"/>
-      <w:r>
-        <w:rPr>
-          <w:sz w:val="24"/>
-        </w:rPr>
-        <w:t>cấu</w:t>
-      </w:r>
-      <w:proofErr w:type="spellEnd"/>
-      <w:r>
-        <w:rPr>
-          <w:sz w:val="24"/>
-        </w:rPr>
-        <w:t xml:space="preserve"> (</w:t>
-      </w:r>
-      <w:proofErr w:type="spellStart"/>
+        <w:t>Lãi suất cơ cấu (</w:t>
+      </w:r>
       <w:r>
         <w:rPr>
           <w:i/>
           <w:sz w:val="24"/>
         </w:rPr>
-        <w:t>nếu</w:t>
-      </w:r>
-      <w:proofErr w:type="spellEnd"/>
-      <w:r>
-        <w:rPr>
-          <w:i/>
-          <w:sz w:val="24"/>
-        </w:rPr>
-        <w:t xml:space="preserve"> </w:t>
-      </w:r>
-      <w:proofErr w:type="spellStart"/>
-      <w:r>
-        <w:rPr>
-          <w:i/>
-          <w:sz w:val="24"/>
-        </w:rPr>
-        <w:t>có</w:t>
-      </w:r>
-      <w:proofErr w:type="spellEnd"/>
-      <w:r>
-        <w:rPr>
-          <w:sz w:val="24"/>
-        </w:rPr>
-        <w:t xml:space="preserve">): Theo </w:t>
-      </w:r>
-      <w:proofErr w:type="spellStart"/>
-      <w:r>
-        <w:rPr>
-          <w:sz w:val="24"/>
-        </w:rPr>
-        <w:t>quy</w:t>
-      </w:r>
-      <w:proofErr w:type="spellEnd"/>
-      <w:r>
-        <w:rPr>
-          <w:sz w:val="24"/>
-        </w:rPr>
-        <w:t xml:space="preserve"> </w:t>
-      </w:r>
-      <w:proofErr w:type="spellStart"/>
-      <w:r>
-        <w:rPr>
-          <w:sz w:val="24"/>
-        </w:rPr>
-        <w:t>định</w:t>
-      </w:r>
-      <w:proofErr w:type="spellEnd"/>
-      <w:r>
-        <w:rPr>
-          <w:sz w:val="24"/>
-        </w:rPr>
-        <w:t xml:space="preserve"> của Ngân hàng tại thời điểm cơ cấu nợ.</w:t>
+        <w:t>nếu có</w:t>
+      </w:r>
+      <w:r>
+        <w:rPr>
+          <w:sz w:val="24"/>
+        </w:rPr>
+        <w:t>): Theo quy định của Ngân hàng tại thời điểm cơ cấu nợ.</w:t>
       </w:r>
     </w:p>
     <w:p>
@@ -1258,47 +655,11 @@
         </w:rPr>
         <w:t xml:space="preserve"> </w:t>
       </w:r>
-      <w:proofErr w:type="spellStart"/>
-      <w:r>
-        <w:rPr>
-          <w:sz w:val="24"/>
-        </w:rPr>
-        <w:t>Lãi</w:t>
-      </w:r>
-      <w:proofErr w:type="spellEnd"/>
-      <w:r>
-        <w:rPr>
-          <w:sz w:val="24"/>
-        </w:rPr>
-        <w:t xml:space="preserve"> </w:t>
-      </w:r>
-      <w:proofErr w:type="spellStart"/>
-      <w:r>
-        <w:rPr>
-          <w:sz w:val="24"/>
-        </w:rPr>
-        <w:t>được</w:t>
-      </w:r>
-      <w:proofErr w:type="spellEnd"/>
-      <w:r>
-        <w:rPr>
-          <w:sz w:val="24"/>
-        </w:rPr>
-        <w:t xml:space="preserve"> </w:t>
-      </w:r>
-      <w:proofErr w:type="spellStart"/>
-      <w:r>
-        <w:rPr>
-          <w:sz w:val="24"/>
-        </w:rPr>
-        <w:t>trả</w:t>
-      </w:r>
-      <w:proofErr w:type="spellEnd"/>
-      <w:r>
-        <w:rPr>
-          <w:sz w:val="24"/>
-        </w:rPr>
-        <w:t xml:space="preserve">: Định kỳ hàng tháng, từ ngày 18 và chậm nhất vào ngày 25 (dương lịch). </w:t>
+      <w:r>
+        <w:rPr>
+          <w:sz w:val="24"/>
+        </w:rPr>
+        <w:t xml:space="preserve">Lãi được trả: Định kỳ hàng tháng, từ ngày 18 và chậm nhất vào ngày 25 (dương lịch). </w:t>
       </w:r>
     </w:p>
     <w:p>
@@ -1321,19 +682,11 @@
         </w:rPr>
         <w:t xml:space="preserve"> </w:t>
       </w:r>
-      <w:proofErr w:type="spellStart"/>
-      <w:r>
-        <w:rPr>
-          <w:sz w:val="24"/>
-        </w:rPr>
-        <w:t>Phí</w:t>
-      </w:r>
-      <w:proofErr w:type="spellEnd"/>
-      <w:r>
-        <w:rPr>
-          <w:sz w:val="24"/>
-        </w:rPr>
-        <w:t xml:space="preserve">: </w:t>
+      <w:r>
+        <w:rPr>
+          <w:sz w:val="24"/>
+        </w:rPr>
+        <w:t xml:space="preserve">Phí: </w:t>
       </w:r>
     </w:p>
     <w:p>
@@ -1348,61 +701,11 @@
           <w:sz w:val="24"/>
         </w:rPr>
       </w:pPr>
-      <w:proofErr w:type="spellStart"/>
-      <w:r>
-        <w:rPr>
-          <w:sz w:val="24"/>
-        </w:rPr>
-        <w:t>Phí</w:t>
-      </w:r>
-      <w:proofErr w:type="spellEnd"/>
-      <w:r>
-        <w:rPr>
-          <w:sz w:val="24"/>
-        </w:rPr>
-        <w:t xml:space="preserve"> </w:t>
-      </w:r>
-      <w:proofErr w:type="spellStart"/>
-      <w:r>
-        <w:rPr>
-          <w:sz w:val="24"/>
-        </w:rPr>
-        <w:t>trả</w:t>
-      </w:r>
-      <w:proofErr w:type="spellEnd"/>
-      <w:r>
-        <w:rPr>
-          <w:sz w:val="24"/>
-        </w:rPr>
-        <w:t xml:space="preserve"> </w:t>
-      </w:r>
-      <w:proofErr w:type="spellStart"/>
-      <w:r>
-        <w:rPr>
-          <w:sz w:val="24"/>
-        </w:rPr>
-        <w:t>nợ</w:t>
-      </w:r>
-      <w:proofErr w:type="spellEnd"/>
-      <w:r>
-        <w:rPr>
-          <w:sz w:val="24"/>
-        </w:rPr>
-        <w:t xml:space="preserve"> </w:t>
-      </w:r>
-      <w:proofErr w:type="spellStart"/>
-      <w:r>
-        <w:rPr>
-          <w:sz w:val="24"/>
-        </w:rPr>
-        <w:t>trước</w:t>
-      </w:r>
-      <w:proofErr w:type="spellEnd"/>
-      <w:r>
-        <w:rPr>
-          <w:sz w:val="24"/>
-        </w:rPr>
-        <w:t xml:space="preserve"> hạn và phí cam kết rút vốn: Ngân hàng không thu phí trả nợ trước hạn và phí cam kết rút vốn</w:t>
+      <w:r>
+        <w:rPr>
+          <w:sz w:val="24"/>
+        </w:rPr>
+        <w:t>Phí trả nợ trước hạn và phí cam kết rút vốn: Ngân hàng không thu phí trả nợ trước hạn và phí cam kết rút vốn</w:t>
       </w:r>
     </w:p>
     <w:p>
@@ -1417,61 +720,11 @@
           <w:sz w:val="24"/>
         </w:rPr>
       </w:pPr>
-      <w:proofErr w:type="spellStart"/>
-      <w:r>
-        <w:rPr>
-          <w:sz w:val="24"/>
-        </w:rPr>
-        <w:t>Phí</w:t>
-      </w:r>
-      <w:proofErr w:type="spellEnd"/>
-      <w:r>
-        <w:rPr>
-          <w:sz w:val="24"/>
-        </w:rPr>
-        <w:t xml:space="preserve"> </w:t>
-      </w:r>
-      <w:proofErr w:type="spellStart"/>
-      <w:r>
-        <w:rPr>
-          <w:sz w:val="24"/>
-        </w:rPr>
-        <w:t>khác</w:t>
-      </w:r>
-      <w:proofErr w:type="spellEnd"/>
-      <w:r>
-        <w:rPr>
-          <w:sz w:val="24"/>
-        </w:rPr>
-        <w:t xml:space="preserve">: </w:t>
-      </w:r>
-      <w:proofErr w:type="spellStart"/>
-      <w:r>
-        <w:rPr>
-          <w:sz w:val="24"/>
-        </w:rPr>
-        <w:t>Áp</w:t>
-      </w:r>
-      <w:proofErr w:type="spellEnd"/>
-      <w:r>
-        <w:rPr>
-          <w:sz w:val="24"/>
-        </w:rPr>
-        <w:t xml:space="preserve"> </w:t>
-      </w:r>
-      <w:proofErr w:type="spellStart"/>
-      <w:r>
-        <w:rPr>
-          <w:sz w:val="24"/>
-        </w:rPr>
-        <w:t>dụng</w:t>
-      </w:r>
-      <w:proofErr w:type="spellEnd"/>
-      <w:r>
-        <w:rPr>
-          <w:sz w:val="24"/>
-        </w:rPr>
-        <w:t xml:space="preserve"> theo quy định của Ngân hàng trong từng thời kỳ.</w:t>
+      <w:r>
+        <w:rPr>
+          <w:sz w:val="24"/>
+        </w:rPr>
+        <w:t>Phí khác: Áp dụng theo quy định của Ngân hàng trong từng thời kỳ.</w:t>
       </w:r>
     </w:p>
     <w:p>
@@ -1495,117 +748,11 @@
         </w:rPr>
         <w:t xml:space="preserve"> </w:t>
       </w:r>
-      <w:proofErr w:type="spellStart"/>
-      <w:r>
-        <w:rPr>
-          <w:sz w:val="24"/>
-        </w:rPr>
-        <w:t>Lịch</w:t>
-      </w:r>
-      <w:proofErr w:type="spellEnd"/>
-      <w:r>
-        <w:rPr>
-          <w:sz w:val="24"/>
-        </w:rPr>
-        <w:t xml:space="preserve"> </w:t>
-      </w:r>
-      <w:proofErr w:type="spellStart"/>
-      <w:r>
-        <w:rPr>
-          <w:sz w:val="24"/>
-        </w:rPr>
-        <w:t>trả</w:t>
-      </w:r>
-      <w:proofErr w:type="spellEnd"/>
-      <w:r>
-        <w:rPr>
-          <w:sz w:val="24"/>
-        </w:rPr>
-        <w:t xml:space="preserve"> </w:t>
-      </w:r>
-      <w:proofErr w:type="spellStart"/>
-      <w:r>
-        <w:rPr>
-          <w:sz w:val="24"/>
-        </w:rPr>
-        <w:t>nợ</w:t>
-      </w:r>
-      <w:proofErr w:type="spellEnd"/>
-      <w:r>
-        <w:rPr>
-          <w:sz w:val="24"/>
-        </w:rPr>
-        <w:t xml:space="preserve"> </w:t>
-      </w:r>
-      <w:proofErr w:type="spellStart"/>
-      <w:r>
-        <w:rPr>
-          <w:sz w:val="24"/>
-        </w:rPr>
-        <w:t>gốc</w:t>
-      </w:r>
-      <w:proofErr w:type="spellEnd"/>
-      <w:r>
-        <w:rPr>
-          <w:sz w:val="24"/>
-        </w:rPr>
-        <w:t xml:space="preserve">: Công ty trả nợ gốc một lần vào ngày đáo hạn khoản vay. Ngân hàng có thể xem xét chấp thuận việc trả nợ trước hạn nếu Công ty có đề nghị. </w:t>
-      </w:r>
-      <w:proofErr w:type="spellStart"/>
-      <w:r>
-        <w:rPr>
-          <w:sz w:val="24"/>
-        </w:rPr>
-        <w:t>Bằng</w:t>
-      </w:r>
-      <w:proofErr w:type="spellEnd"/>
-      <w:r>
-        <w:rPr>
-          <w:sz w:val="24"/>
-        </w:rPr>
-        <w:t xml:space="preserve"> </w:t>
-      </w:r>
-      <w:proofErr w:type="spellStart"/>
-      <w:r>
-        <w:rPr>
-          <w:sz w:val="24"/>
-        </w:rPr>
-        <w:t>hợp</w:t>
-      </w:r>
-      <w:proofErr w:type="spellEnd"/>
-      <w:r>
-        <w:rPr>
-          <w:sz w:val="24"/>
-        </w:rPr>
-        <w:t xml:space="preserve"> </w:t>
-      </w:r>
-      <w:proofErr w:type="spellStart"/>
-      <w:r>
-        <w:rPr>
-          <w:sz w:val="24"/>
-        </w:rPr>
-        <w:t>đồng</w:t>
-      </w:r>
-      <w:proofErr w:type="spellEnd"/>
-      <w:r>
-        <w:rPr>
-          <w:sz w:val="24"/>
-        </w:rPr>
-        <w:t xml:space="preserve"> </w:t>
-      </w:r>
-      <w:proofErr w:type="spellStart"/>
-      <w:r>
-        <w:rPr>
-          <w:sz w:val="24"/>
-        </w:rPr>
-        <w:t>này</w:t>
-      </w:r>
-      <w:proofErr w:type="spellEnd"/>
-      <w:r>
-        <w:rPr>
-          <w:sz w:val="24"/>
-        </w:rPr>
-        <w:t>,</w:t>
+      <w:r>
+        <w:rPr>
+          <w:sz w:val="24"/>
+        </w:rPr>
+        <w:t>Lịch trả nợ gốc: Công ty trả nợ gốc một lần vào ngày đáo hạn khoản vay. Ngân hàng có thể xem xét chấp thuận việc trả nợ trước hạn nếu Công ty có đề nghị. Bằng hợp đồng này,</w:t>
       </w:r>
     </w:p>
     <w:p>
@@ -1619,35 +766,7 @@
         <w:rPr>
           <w:sz w:val="24"/>
         </w:rPr>
-        <w:t xml:space="preserve">Công ty </w:t>
-      </w:r>
-      <w:proofErr w:type="spellStart"/>
-      <w:r>
-        <w:rPr>
-          <w:sz w:val="24"/>
-        </w:rPr>
-        <w:t>ủy</w:t>
-      </w:r>
-      <w:proofErr w:type="spellEnd"/>
-      <w:r>
-        <w:rPr>
-          <w:sz w:val="24"/>
-        </w:rPr>
-        <w:t xml:space="preserve"> </w:t>
-      </w:r>
-      <w:proofErr w:type="spellStart"/>
-      <w:r>
-        <w:rPr>
-          <w:sz w:val="24"/>
-        </w:rPr>
-        <w:t>quyền</w:t>
-      </w:r>
-      <w:proofErr w:type="spellEnd"/>
-      <w:r>
-        <w:rPr>
-          <w:sz w:val="24"/>
-        </w:rPr>
-        <w:t xml:space="preserve"> cho Ngân hàng được toàn quyền trích các tài khoản tiền gửi thanh toán của Công ty mở tại Ngân hàng để thu nợ (gốc và/hoặc lãi vay) trước hạn đối với các khoản vay phát sinh theo Hợp đồng tín dụng cụ thể này.</w:t>
+        <w:t>Công ty ủy quyền cho Ngân hàng được toàn quyền trích các tài khoản tiền gửi thanh toán của Công ty mở tại Ngân hàng để thu nợ (gốc và/hoặc lãi vay) trước hạn đối với các khoản vay phát sinh theo Hợp đồng tín dụng cụ thể này.</w:t>
       </w:r>
     </w:p>
     <w:p>
@@ -1670,117 +789,11 @@
         </w:rPr>
         <w:t xml:space="preserve"> </w:t>
       </w:r>
-      <w:proofErr w:type="spellStart"/>
-      <w:r>
-        <w:rPr>
-          <w:sz w:val="24"/>
-        </w:rPr>
-        <w:t>Toàn</w:t>
-      </w:r>
-      <w:proofErr w:type="spellEnd"/>
-      <w:r>
-        <w:rPr>
-          <w:sz w:val="24"/>
-        </w:rPr>
-        <w:t xml:space="preserve"> </w:t>
-      </w:r>
-      <w:proofErr w:type="spellStart"/>
-      <w:r>
-        <w:rPr>
-          <w:sz w:val="24"/>
-        </w:rPr>
-        <w:t>bộ</w:t>
-      </w:r>
-      <w:proofErr w:type="spellEnd"/>
-      <w:r>
-        <w:rPr>
-          <w:sz w:val="24"/>
-        </w:rPr>
-        <w:t xml:space="preserve"> </w:t>
-      </w:r>
-      <w:proofErr w:type="spellStart"/>
-      <w:r>
-        <w:rPr>
-          <w:sz w:val="24"/>
-        </w:rPr>
-        <w:t>nghĩa</w:t>
-      </w:r>
-      <w:proofErr w:type="spellEnd"/>
-      <w:r>
-        <w:rPr>
-          <w:sz w:val="24"/>
-        </w:rPr>
-        <w:t xml:space="preserve"> </w:t>
-      </w:r>
-      <w:proofErr w:type="spellStart"/>
-      <w:r>
-        <w:rPr>
-          <w:sz w:val="24"/>
-        </w:rPr>
-        <w:t>vụ</w:t>
-      </w:r>
-      <w:proofErr w:type="spellEnd"/>
-      <w:r>
-        <w:rPr>
-          <w:sz w:val="24"/>
-        </w:rPr>
-        <w:t xml:space="preserve"> trả nợ (gốc, lãi, lãi phạt, phí và các chi phí phát sinh) theo Hợp đồng này được bảo đảm bằng các biện </w:t>
-      </w:r>
-      <w:proofErr w:type="spellStart"/>
-      <w:r>
-        <w:rPr>
-          <w:sz w:val="24"/>
-        </w:rPr>
-        <w:t>pháp</w:t>
-      </w:r>
-      <w:proofErr w:type="spellEnd"/>
-      <w:r>
-        <w:rPr>
-          <w:sz w:val="24"/>
-        </w:rPr>
-        <w:t xml:space="preserve"> </w:t>
-      </w:r>
-      <w:proofErr w:type="spellStart"/>
-      <w:r>
-        <w:rPr>
-          <w:sz w:val="24"/>
-        </w:rPr>
-        <w:t>bảo</w:t>
-      </w:r>
-      <w:proofErr w:type="spellEnd"/>
-      <w:r>
-        <w:rPr>
-          <w:sz w:val="24"/>
-        </w:rPr>
-        <w:t xml:space="preserve"> </w:t>
-      </w:r>
-      <w:proofErr w:type="spellStart"/>
-      <w:r>
-        <w:rPr>
-          <w:sz w:val="24"/>
-        </w:rPr>
-        <w:t>đảm</w:t>
-      </w:r>
-      <w:proofErr w:type="spellEnd"/>
-      <w:r>
-        <w:rPr>
-          <w:sz w:val="24"/>
-        </w:rPr>
-        <w:t xml:space="preserve"> </w:t>
-      </w:r>
-      <w:proofErr w:type="spellStart"/>
-      <w:r>
-        <w:rPr>
-          <w:sz w:val="24"/>
-        </w:rPr>
-        <w:t>sau</w:t>
-      </w:r>
-      <w:proofErr w:type="spellEnd"/>
-      <w:r>
-        <w:rPr>
-          <w:sz w:val="24"/>
-        </w:rPr>
-        <w:t>:</w:t>
+      <w:r>
+        <w:rPr>
+          <w:sz w:val="24"/>
+        </w:rPr>
+        <w:t>Toàn bộ nghĩa vụ trả nợ (gốc, lãi, lãi phạt, phí và các chi phí phát sinh) theo Hợp đồng này được bảo đảm bằng các biện pháp bảo đảm sau:</w:t>
       </w:r>
     </w:p>
     <w:p>
@@ -1795,7 +808,33 @@
         <w:rPr>
           <w:sz w:val="24"/>
         </w:rPr>
-        <w:t>+ Hợp đồng thế chấp số 01/2021/10987477/HĐBĐ ngày 29/03/2021 để bảo đảm cho các nghĩa vụ của Công ty tại Ngân hàng.</w:t>
+        <w:t xml:space="preserve">+ Hợp đồng thế chấp </w:t>
+      </w:r>
+      <w:r>
+        <w:rPr>
+          <w:sz w:val="24"/>
+        </w:rPr>
+        <w:t>{{HDTD</w:t>
+      </w:r>
+      <w:proofErr w:type="gramStart"/>
+      <w:r>
+        <w:rPr>
+          <w:sz w:val="24"/>
+        </w:rPr>
+        <w:t>}}</w:t>
+      </w:r>
+      <w:r>
+        <w:rPr>
+          <w:sz w:val="24"/>
+        </w:rPr>
+        <w:t>ngày</w:t>
+      </w:r>
+      <w:proofErr w:type="gramEnd"/>
+      <w:r>
+        <w:rPr>
+          <w:sz w:val="24"/>
+        </w:rPr>
+        <w:t xml:space="preserve"> 29/03/2021 để bảo đảm cho các nghĩa vụ của Công ty tại Ngân hàng.</w:t>
       </w:r>
     </w:p>
     <w:p>
@@ -1837,63 +876,25 @@
         <w:rPr>
           <w:sz w:val="24"/>
         </w:rPr>
-        <w:t xml:space="preserve">Các </w:t>
-      </w:r>
-      <w:proofErr w:type="spellStart"/>
-      <w:r>
-        <w:rPr>
-          <w:sz w:val="24"/>
-        </w:rPr>
-        <w:t>nội</w:t>
-      </w:r>
-      <w:proofErr w:type="spellEnd"/>
-      <w:r>
-        <w:rPr>
-          <w:sz w:val="24"/>
-        </w:rPr>
-        <w:t xml:space="preserve"> dung </w:t>
-      </w:r>
-      <w:proofErr w:type="spellStart"/>
-      <w:r>
-        <w:rPr>
-          <w:sz w:val="24"/>
-        </w:rPr>
-        <w:t>khác</w:t>
-      </w:r>
-      <w:proofErr w:type="spellEnd"/>
-      <w:r>
-        <w:rPr>
-          <w:sz w:val="24"/>
-        </w:rPr>
-        <w:t xml:space="preserve"> được thực hiện theo cam kết của Công ty và theo Hợp đồng tín dụng hạn mức </w:t>
-      </w:r>
-      <w:proofErr w:type="spellStart"/>
-      <w:r>
-        <w:rPr>
-          <w:sz w:val="24"/>
-        </w:rPr>
-        <w:t>số</w:t>
-      </w:r>
-      <w:proofErr w:type="spellEnd"/>
-      <w:r>
-        <w:rPr>
-          <w:sz w:val="24"/>
-        </w:rPr>
-        <w:t xml:space="preserve"> 01/2025/10987477/HĐTD </w:t>
-      </w:r>
-      <w:proofErr w:type="spellStart"/>
-      <w:r>
-        <w:rPr>
-          <w:sz w:val="24"/>
-        </w:rPr>
-        <w:t>ngày</w:t>
-      </w:r>
-      <w:proofErr w:type="spellEnd"/>
-      <w:r>
-        <w:rPr>
-          <w:sz w:val="24"/>
-        </w:rPr>
-        <w:t xml:space="preserve"> 09/05/2025</w:t>
+        <w:t xml:space="preserve">Các nội dung khác được thực hiện theo cam kết của Công ty và theo Hợp đồng tín dụng hạn mức số </w:t>
+      </w:r>
+      <w:r>
+        <w:rPr>
+          <w:sz w:val="24"/>
+        </w:rPr>
+        <w:t>{{HDTD}}</w:t>
+      </w:r>
+      <w:r>
+        <w:rPr>
+          <w:sz w:val="24"/>
+        </w:rPr>
+        <w:t xml:space="preserve"> ngày </w:t>
+      </w:r>
+      <w:r>
+        <w:rPr>
+          <w:sz w:val="24"/>
+        </w:rPr>
+        <w:t>{{HDTD_DATE}}</w:t>
       </w:r>
     </w:p>
     <w:p>
@@ -1915,103 +916,36 @@
         </w:rPr>
         <w:t xml:space="preserve"> </w:t>
       </w:r>
-      <w:proofErr w:type="spellStart"/>
-      <w:r>
-        <w:rPr>
-          <w:sz w:val="24"/>
-        </w:rPr>
-        <w:t>Hợp</w:t>
-      </w:r>
-      <w:proofErr w:type="spellEnd"/>
-      <w:r>
-        <w:rPr>
-          <w:sz w:val="24"/>
-        </w:rPr>
-        <w:t xml:space="preserve"> </w:t>
-      </w:r>
-      <w:proofErr w:type="spellStart"/>
-      <w:r>
-        <w:rPr>
-          <w:sz w:val="24"/>
-        </w:rPr>
-        <w:t>đồng</w:t>
-      </w:r>
-      <w:proofErr w:type="spellEnd"/>
-      <w:r>
-        <w:rPr>
-          <w:sz w:val="24"/>
-        </w:rPr>
-        <w:t xml:space="preserve"> </w:t>
-      </w:r>
-      <w:proofErr w:type="spellStart"/>
-      <w:r>
-        <w:rPr>
-          <w:sz w:val="24"/>
-        </w:rPr>
-        <w:t>này</w:t>
-      </w:r>
-      <w:proofErr w:type="spellEnd"/>
-      <w:r>
-        <w:rPr>
-          <w:sz w:val="24"/>
-        </w:rPr>
-        <w:t xml:space="preserve"> </w:t>
-      </w:r>
-      <w:proofErr w:type="spellStart"/>
-      <w:r>
-        <w:rPr>
-          <w:sz w:val="24"/>
-        </w:rPr>
-        <w:t>được</w:t>
-      </w:r>
-      <w:proofErr w:type="spellEnd"/>
-      <w:r>
-        <w:rPr>
-          <w:sz w:val="24"/>
-        </w:rPr>
-        <w:t xml:space="preserve"> lập thành 03 bản có giá trị pháp lý như nhau, Ngân hàng giữ 02 bản, khách </w:t>
-      </w:r>
-      <w:proofErr w:type="spellStart"/>
-      <w:r>
-        <w:rPr>
-          <w:sz w:val="24"/>
-        </w:rPr>
-        <w:t>hàng</w:t>
-      </w:r>
-      <w:proofErr w:type="spellEnd"/>
-      <w:r>
-        <w:rPr>
-          <w:sz w:val="24"/>
-        </w:rPr>
-        <w:t xml:space="preserve"> </w:t>
-      </w:r>
-      <w:proofErr w:type="spellStart"/>
-      <w:r>
-        <w:rPr>
-          <w:sz w:val="24"/>
-        </w:rPr>
-        <w:t>giữ</w:t>
-      </w:r>
-      <w:proofErr w:type="spellEnd"/>
-      <w:r>
-        <w:rPr>
-          <w:sz w:val="24"/>
-        </w:rPr>
-        <w:t xml:space="preserve"> 01 </w:t>
-      </w:r>
-      <w:proofErr w:type="spellStart"/>
-      <w:r>
-        <w:rPr>
-          <w:sz w:val="24"/>
-        </w:rPr>
-        <w:t>bản</w:t>
-      </w:r>
-      <w:proofErr w:type="spellEnd"/>
-      <w:r>
-        <w:rPr>
-          <w:sz w:val="24"/>
-        </w:rPr>
-        <w:t>.</w:t>
+      <w:r>
+        <w:rPr>
+          <w:sz w:val="24"/>
+        </w:rPr>
+        <w:t>Hợp đồng này được lập thành 03 bản có giá trị pháp lý như nhau, Ngân hàng giữ 02 bản, khách hàng giữ 01 bản.</w:t>
+      </w:r>
+    </w:p>
+    <w:p>
+      <w:pPr>
+        <w:spacing w:line="240" w:lineRule="auto"/>
+        <w:ind w:left="0" w:firstLine="0"/>
+        <w:jc w:val="right"/>
+        <w:rPr>
+          <w:b/>
+          <w:bCs/>
+        </w:rPr>
+      </w:pPr>
+      <w:r>
+        <w:rPr>
+          <w:i/>
+          <w:sz w:val="24"/>
+        </w:rPr>
+        <w:t xml:space="preserve">P. Cao Lãnh, </w:t>
+      </w:r>
+      <w:r>
+        <w:rPr>
+          <w:i/>
+          <w:color w:val="156082" w:themeColor="accent1"/>
+        </w:rPr>
+        <w:t>{{GUARANTEE_DATE_TITLE}}</w:t>
       </w:r>
     </w:p>
     <w:p>
@@ -2023,30 +957,6 @@
           <w:sz w:val="24"/>
         </w:rPr>
       </w:pPr>
-      <w:r>
-        <w:rPr>
-          <w:i/>
-          <w:sz w:val="24"/>
-        </w:rPr>
-        <w:t>P. Cao Lãnh, ngày 2 tháng 4 năm 2026</w:t>
-      </w:r>
-    </w:p>
-    <w:p>
-      <w:pPr>
-        <w:spacing w:after="0" w:line="259" w:lineRule="auto"/>
-        <w:ind w:left="0" w:right="641" w:firstLine="0"/>
-        <w:jc w:val="right"/>
-        <w:rPr>
-          <w:sz w:val="24"/>
-        </w:rPr>
-      </w:pPr>
-      <w:r>
-        <w:rPr>
-          <w:b/>
-          <w:sz w:val="24"/>
-        </w:rPr>
-        <w:t>PHÊ DUYỆT GIẢI NGÂN</w:t>
-      </w:r>
     </w:p>
     <w:sectPr>
       <w:pgSz w:w="12240" w:h="15840"/>
@@ -4121,6 +3031,7 @@
   <w:style w:type="paragraph" w:default="1" w:styleId="Normal">
     <w:name w:val="Normal"/>
     <w:qFormat/>
+    <w:rsid w:val="00BD73D9"/>
     <w:pPr>
       <w:spacing w:after="100" w:line="269" w:lineRule="auto"/>
       <w:ind w:left="408" w:hanging="10"/>

--- a/src/main/resources/templates/GiaiNgan/duyet-ngan-hang.docx
+++ b/src/main/resources/templates/GiaiNgan/duyet-ngan-hang.docx
@@ -196,13 +196,7 @@
         <w:rPr>
           <w:sz w:val="24"/>
         </w:rPr>
-        <w:t>{{HDTD_DATE}}</w:t>
-      </w:r>
-      <w:r>
-        <w:rPr>
-          <w:sz w:val="24"/>
-        </w:rPr>
-        <w:t xml:space="preserve"> </w:t>
+        <w:t xml:space="preserve">{{HDTD_DATE}} </w:t>
       </w:r>
       <w:r>
         <w:rPr>
@@ -254,7 +248,19 @@
         <w:rPr>
           <w:sz w:val="24"/>
         </w:rPr>
-        <w:t>{{HMTD}}</w:t>
+        <w:t>{{</w:t>
+      </w:r>
+      <w:r>
+        <w:rPr>
+          <w:sz w:val="24"/>
+        </w:rPr>
+        <w:t>creditLimit</w:t>
+      </w:r>
+      <w:r>
+        <w:rPr>
+          <w:sz w:val="24"/>
+        </w:rPr>
+        <w:t>}}</w:t>
       </w:r>
     </w:p>
     <w:p>
@@ -276,6 +282,18 @@
         </w:rPr>
         <w:t>Tổng hạn mức tín dụng đã sử dụng theo Hợp đồng tín dụng hạn mức số</w:t>
       </w:r>
+      <w:r>
+        <w:rPr>
+          <w:sz w:val="24"/>
+        </w:rPr>
+        <w:t xml:space="preserve"> </w:t>
+      </w:r>
+      <w:r>
+        <w:rPr>
+          <w:sz w:val="24"/>
+        </w:rPr>
+        <w:t xml:space="preserve">{{HDTD}} ngày {{HDTD_DATE}} </w:t>
+      </w:r>
     </w:p>
     <w:p>
       <w:pPr>
@@ -284,54 +302,44 @@
           <w:ilvl w:val="0"/>
           <w:numId w:val="7"/>
         </w:numPr>
-        <w:spacing w:after="97" w:line="259" w:lineRule="auto"/>
-        <w:ind w:right="6"/>
-        <w:rPr>
-          <w:sz w:val="24"/>
-        </w:rPr>
-      </w:pPr>
-      <w:r>
-        <w:rPr>
-          <w:sz w:val="24"/>
-        </w:rPr>
-        <w:t>{{HDTD}} ngày {{HDTD_DATE}}</w:t>
-      </w:r>
-      <w:r>
-        <w:rPr>
-          <w:sz w:val="24"/>
-        </w:rPr>
-        <w:t xml:space="preserve"> </w:t>
+        <w:spacing w:after="35" w:line="259" w:lineRule="auto"/>
+        <w:ind w:right="51"/>
+        <w:rPr>
+          <w:sz w:val="24"/>
+        </w:rPr>
+      </w:pPr>
+      <w:r>
+        <w:rPr>
+          <w:sz w:val="24"/>
+        </w:rPr>
+        <w:t>Hạn mức tín dụng còn sử dụng được: {{</w:t>
+      </w:r>
+      <w:r>
+        <w:rPr>
+          <w:sz w:val="24"/>
+        </w:rPr>
+        <w:t>usedLimit}}</w:t>
       </w:r>
     </w:p>
     <w:p>
       <w:pPr>
         <w:spacing w:after="78"/>
-        <w:ind w:right="6"/>
-        <w:rPr>
-          <w:color w:val="0070C0"/>
-          <w:sz w:val="26"/>
-          <w:szCs w:val="26"/>
-        </w:rPr>
-      </w:pPr>
-      <w:r>
-        <w:rPr>
-          <w:sz w:val="24"/>
-        </w:rPr>
-        <w:t xml:space="preserve">đến thời điểm hiện tại (chưa bao gồm khoản vay theo Hợp đồng tín dụng cụ thể này): </w:t>
-      </w:r>
-      <w:r>
-        <w:rPr>
-          <w:color w:val="0070C0"/>
-          <w:sz w:val="26"/>
-          <w:szCs w:val="26"/>
-        </w:rPr>
-        <w:t>{{DuNoVay}}</w:t>
-      </w:r>
-      <w:r>
-        <w:rPr>
-          <w:color w:val="0070C0"/>
-          <w:sz w:val="26"/>
-          <w:szCs w:val="26"/>
+        <w:ind w:left="0" w:right="6" w:firstLine="0"/>
+        <w:rPr>
+          <w:sz w:val="24"/>
+        </w:rPr>
+      </w:pPr>
+      <w:r>
+        <w:rPr>
+          <w:b/>
+          <w:bCs/>
+          <w:sz w:val="24"/>
+        </w:rPr>
+        <w:t>I.</w:t>
+      </w:r>
+      <w:r>
+        <w:rPr>
+          <w:sz w:val="24"/>
         </w:rPr>
         <w:t xml:space="preserve"> </w:t>
       </w:r>
@@ -339,48 +347,7 @@
         <w:rPr>
           <w:sz w:val="24"/>
         </w:rPr>
-        <w:t xml:space="preserve">Hạn mức tín dụng còn lại được sử dụng: </w:t>
-      </w:r>
-      <w:r>
-        <w:rPr>
-          <w:color w:val="0070C0"/>
-          <w:sz w:val="26"/>
-          <w:szCs w:val="26"/>
-        </w:rPr>
-        <w:t>{{GHTDConSD}}</w:t>
-      </w:r>
-    </w:p>
-    <w:p>
-      <w:pPr>
-        <w:spacing w:after="78"/>
-        <w:ind w:right="6"/>
-        <w:rPr>
-          <w:sz w:val="24"/>
-        </w:rPr>
-      </w:pPr>
-      <w:r>
-        <w:rPr>
-          <w:sz w:val="24"/>
-        </w:rPr>
-        <w:t xml:space="preserve">Không đồng ý khoản vay vốn theo số thứ tự: </w:t>
-      </w:r>
-      <w:r>
-        <w:rPr>
-          <w:sz w:val="24"/>
-        </w:rPr>
-        <w:t>{{</w:t>
-      </w:r>
-      <w:r>
-        <w:rPr>
-          <w:lang w:val="en"/>
-        </w:rPr>
-        <w:t>expired</w:t>
-      </w:r>
-      <w:r>
-        <w:rPr>
-          <w:lang w:val="en"/>
-        </w:rPr>
-        <w:t>}}</w:t>
+        <w:t>Không đồng ý khoản vay vốn theo số thứ tự:</w:t>
       </w:r>
     </w:p>
     <w:p>
@@ -421,7 +388,7 @@
     </w:p>
     <w:p>
       <w:pPr>
-        <w:spacing w:after="465" w:line="265" w:lineRule="auto"/>
+        <w:spacing w:after="120" w:line="312" w:lineRule="auto"/>
         <w:ind w:left="0" w:firstLine="0"/>
         <w:jc w:val="left"/>
         <w:rPr>
@@ -432,13 +399,50 @@
         <w:rPr>
           <w:sz w:val="24"/>
         </w:rPr>
-        <w:t>2. Với tổng số tiền là: {{TONG}} (Bằng chữ: {{TONG_TEXT}}</w:t>
+        <w:t>2. Với tổng số tiền là: {{</w:t>
+      </w:r>
+      <w:r>
+        <w:rPr>
+          <w:sz w:val="24"/>
+        </w:rPr>
+        <w:t>disbursementAmoun</w:t>
+      </w:r>
+      <w:r>
+        <w:rPr>
+          <w:sz w:val="24"/>
+        </w:rPr>
+        <w:t>t</w:t>
+      </w:r>
+      <w:r>
+        <w:rPr>
+          <w:sz w:val="24"/>
+        </w:rPr>
+        <w:t>}} (Bằng chữ: {{</w:t>
+      </w:r>
+      <w:r>
+        <w:rPr>
+          <w:sz w:val="24"/>
+        </w:rPr>
+        <w:t>disbursementAmountTex</w:t>
+      </w:r>
+      <w:r>
+        <w:rPr>
+          <w:sz w:val="24"/>
+        </w:rPr>
+        <w:t>t</w:t>
+      </w:r>
+      <w:r>
+        <w:rPr>
+          <w:sz w:val="24"/>
+        </w:rPr>
+        <w:t>}}</w:t>
       </w:r>
     </w:p>
     <w:p>
       <w:pPr>
-        <w:spacing w:after="77"/>
-        <w:ind w:left="0" w:right="6" w:firstLine="0"/>
+        <w:spacing w:after="120" w:line="312" w:lineRule="auto"/>
+        <w:ind w:left="0" w:firstLine="0"/>
+        <w:jc w:val="left"/>
         <w:rPr>
           <w:sz w:val="24"/>
         </w:rPr>
@@ -465,7 +469,19 @@
         <w:rPr>
           <w:sz w:val="24"/>
         </w:rPr>
-        <w:t>{{gate}}</w:t>
+        <w:t>{{</w:t>
+      </w:r>
+      <w:r>
+        <w:rPr>
+          <w:sz w:val="24"/>
+        </w:rPr>
+        <w:t>loan_term</w:t>
+      </w:r>
+      <w:r>
+        <w:rPr>
+          <w:sz w:val="24"/>
+        </w:rPr>
+        <w:t>}}</w:t>
       </w:r>
       <w:r>
         <w:rPr>
@@ -476,12 +492,7 @@
     </w:p>
     <w:p>
       <w:pPr>
-        <w:pStyle w:val="ListParagraph"/>
-        <w:numPr>
-          <w:ilvl w:val="1"/>
-          <w:numId w:val="3"/>
-        </w:numPr>
-        <w:ind w:right="-1"/>
+        <w:ind w:left="373" w:right="-1" w:firstLine="0"/>
         <w:jc w:val="left"/>
         <w:rPr>
           <w:sz w:val="24"/>
@@ -491,22 +502,23 @@
         <w:rPr>
           <w:sz w:val="24"/>
         </w:rPr>
-        <w:t xml:space="preserve">Ngày giải ngân: </w:t>
-      </w:r>
-      <w:r>
-        <w:rPr>
-          <w:sz w:val="24"/>
-        </w:rPr>
-        <w:t>{{}}</w:t>
+        <w:t xml:space="preserve">a) </w:t>
+      </w:r>
+      <w:r>
+        <w:rPr>
+          <w:sz w:val="24"/>
+        </w:rPr>
+        <w:t>Ngày giải ngân: {{CURRENT_DATE</w:t>
+      </w:r>
+      <w:r>
+        <w:rPr>
+          <w:sz w:val="24"/>
+        </w:rPr>
+        <w:t>}}</w:t>
       </w:r>
     </w:p>
     <w:p>
       <w:pPr>
-        <w:pStyle w:val="ListParagraph"/>
-        <w:numPr>
-          <w:ilvl w:val="1"/>
-          <w:numId w:val="3"/>
-        </w:numPr>
         <w:spacing w:after="108" w:line="263" w:lineRule="auto"/>
         <w:ind w:right="-1"/>
         <w:jc w:val="left"/>
@@ -519,7 +531,28 @@
           <w:color w:val="FF0000"/>
           <w:sz w:val="24"/>
         </w:rPr>
-        <w:t>Ngày đáo hạn: 25 / 06 / 2026. Trường hợp ngày đáo hạn là ngày lễ hoặc ngày nghỉ hàng tuần thì chuyển sang ngày làm việc tiếp theo.</w:t>
+        <w:t xml:space="preserve">b) </w:t>
+      </w:r>
+      <w:r>
+        <w:rPr>
+          <w:color w:val="FF0000"/>
+          <w:sz w:val="24"/>
+        </w:rPr>
+        <w:t>Ngày đáo hạn: {{dueDate</w:t>
+      </w:r>
+      <w:r>
+        <w:rPr>
+          <w:color w:val="FF0000"/>
+          <w:sz w:val="24"/>
+        </w:rPr>
+        <w:t>}}</w:t>
+      </w:r>
+      <w:r>
+        <w:rPr>
+          <w:color w:val="FF0000"/>
+          <w:sz w:val="24"/>
+        </w:rPr>
+        <w:t>. Trường hợp ngày đáo hạn là ngày lễ hoặc ngày nghỉ hàng tuần thì chuyển sang ngày làm việc tiếp theo.</w:t>
       </w:r>
     </w:p>
     <w:p>
@@ -739,7 +772,6 @@
         <w:rPr>
           <w:sz w:val="24"/>
         </w:rPr>
-        <w:lastRenderedPageBreak/>
         <w:t>7.</w:t>
       </w:r>
       <w:r>
@@ -766,6 +798,7 @@
         <w:rPr>
           <w:sz w:val="24"/>
         </w:rPr>
+        <w:lastRenderedPageBreak/>
         <w:t>Công ty ủy quyền cho Ngân hàng được toàn quyền trích các tài khoản tiền gửi thanh toán của Công ty mở tại Ngân hàng để thu nợ (gốc và/hoặc lãi vay) trước hạn đối với các khoản vay phát sinh theo Hợp đồng tín dụng cụ thể này.</w:t>
       </w:r>
     </w:p>
@@ -808,39 +841,19 @@
         <w:rPr>
           <w:sz w:val="24"/>
         </w:rPr>
-        <w:t xml:space="preserve">+ Hợp đồng thế chấp </w:t>
-      </w:r>
-      <w:r>
-        <w:rPr>
-          <w:sz w:val="24"/>
-        </w:rPr>
-        <w:t>{{HDTD</w:t>
-      </w:r>
-      <w:proofErr w:type="gramStart"/>
-      <w:r>
-        <w:rPr>
-          <w:sz w:val="24"/>
-        </w:rPr>
-        <w:t>}}</w:t>
-      </w:r>
-      <w:r>
-        <w:rPr>
-          <w:sz w:val="24"/>
-        </w:rPr>
-        <w:t>ngày</w:t>
-      </w:r>
-      <w:proofErr w:type="gramEnd"/>
-      <w:r>
-        <w:rPr>
-          <w:sz w:val="24"/>
-        </w:rPr>
-        <w:t xml:space="preserve"> 29/03/2021 để bảo đảm cho các nghĩa vụ của Công ty tại Ngân hàng.</w:t>
+        <w:t xml:space="preserve"> </w:t>
+      </w:r>
+      <w:r>
+        <w:rPr>
+          <w:sz w:val="24"/>
+        </w:rPr>
+        <w:t>{{MORTGAGE_CONTRACT_BLOCK}}</w:t>
       </w:r>
     </w:p>
     <w:p>
       <w:pPr>
-        <w:spacing w:after="238"/>
-        <w:ind w:left="383" w:right="6" w:firstLine="401"/>
+        <w:spacing w:after="264"/>
+        <w:ind w:left="383" w:right="6" w:firstLine="386"/>
         <w:rPr>
           <w:sz w:val="24"/>
         </w:rPr>
@@ -925,27 +938,63 @@
     </w:p>
     <w:p>
       <w:pPr>
-        <w:spacing w:line="240" w:lineRule="auto"/>
         <w:ind w:left="0" w:firstLine="0"/>
         <w:jc w:val="right"/>
         <w:rPr>
-          <w:b/>
-          <w:bCs/>
-        </w:rPr>
-      </w:pPr>
-      <w:r>
-        <w:rPr>
-          <w:i/>
-          <w:sz w:val="24"/>
-        </w:rPr>
-        <w:t xml:space="preserve">P. Cao Lãnh, </w:t>
-      </w:r>
-      <w:r>
-        <w:rPr>
           <w:i/>
           <w:color w:val="156082" w:themeColor="accent1"/>
         </w:rPr>
-        <w:t>{{GUARANTEE_DATE_TITLE}}</w:t>
+      </w:pPr>
+      <w:r>
+        <w:rPr>
+          <w:i/>
+          <w:sz w:val="24"/>
+        </w:rPr>
+        <w:t xml:space="preserve">P. Cao Lãnh, </w:t>
+      </w:r>
+      <w:r>
+        <w:rPr>
+          <w:i/>
+          <w:color w:val="156082" w:themeColor="accent1"/>
+        </w:rPr>
+        <w:t>{{</w:t>
+      </w:r>
+      <w:r>
+        <w:rPr>
+          <w:i/>
+          <w:color w:val="156082" w:themeColor="accent1"/>
+        </w:rPr>
+        <w:t>CURRENT_DATE_</w:t>
+      </w:r>
+      <w:proofErr w:type="gramStart"/>
+      <w:r>
+        <w:rPr>
+          <w:i/>
+          <w:color w:val="156082" w:themeColor="accent1"/>
+        </w:rPr>
+        <w:t>TITLE</w:t>
+      </w:r>
+      <w:r>
+        <w:rPr>
+          <w:i/>
+          <w:color w:val="156082" w:themeColor="accent1"/>
+        </w:rPr>
+        <w:t xml:space="preserve"> </w:t>
+      </w:r>
+      <w:r>
+        <w:rPr>
+          <w:i/>
+          <w:color w:val="156082" w:themeColor="accent1"/>
+        </w:rPr>
+        <w:t>}</w:t>
+      </w:r>
+      <w:proofErr w:type="gramEnd"/>
+      <w:r>
+        <w:rPr>
+          <w:i/>
+          <w:color w:val="156082" w:themeColor="accent1"/>
+        </w:rPr>
+        <w:t>}</w:t>
       </w:r>
     </w:p>
     <w:p>
@@ -3046,7 +3095,6 @@
   <w:style w:type="character" w:default="1" w:styleId="DefaultParagraphFont">
     <w:name w:val="Default Paragraph Font"/>
     <w:uiPriority w:val="1"/>
-    <w:semiHidden/>
     <w:unhideWhenUsed/>
   </w:style>
   <w:style w:type="table" w:default="1" w:styleId="TableNormal">
@@ -3080,6 +3128,37 @@
       <w:ind w:left="720"/>
       <w:contextualSpacing/>
     </w:pPr>
+  </w:style>
+  <w:style w:type="paragraph" w:styleId="HTMLPreformatted">
+    <w:name w:val="HTML Preformatted"/>
+    <w:basedOn w:val="Normal"/>
+    <w:link w:val="HTMLPreformattedChar"/>
+    <w:uiPriority w:val="99"/>
+    <w:semiHidden/>
+    <w:unhideWhenUsed/>
+    <w:rsid w:val="001537B1"/>
+    <w:pPr>
+      <w:spacing w:after="0" w:line="240" w:lineRule="auto"/>
+    </w:pPr>
+    <w:rPr>
+      <w:rFonts w:ascii="Consolas" w:hAnsi="Consolas"/>
+      <w:sz w:val="20"/>
+      <w:szCs w:val="20"/>
+    </w:rPr>
+  </w:style>
+  <w:style w:type="character" w:customStyle="1" w:styleId="HTMLPreformattedChar">
+    <w:name w:val="HTML Preformatted Char"/>
+    <w:basedOn w:val="DefaultParagraphFont"/>
+    <w:link w:val="HTMLPreformatted"/>
+    <w:uiPriority w:val="99"/>
+    <w:semiHidden/>
+    <w:rsid w:val="001537B1"/>
+    <w:rPr>
+      <w:rFonts w:ascii="Consolas" w:eastAsia="Times New Roman" w:hAnsi="Consolas" w:cs="Times New Roman"/>
+      <w:color w:val="000000"/>
+      <w:sz w:val="20"/>
+      <w:szCs w:val="20"/>
+    </w:rPr>
   </w:style>
 </w:styles>
 </file>

--- a/src/main/resources/templates/GiaiNgan/duyet-ngan-hang.docx
+++ b/src/main/resources/templates/GiaiNgan/duyet-ngan-hang.docx
@@ -318,7 +318,13 @@
         <w:rPr>
           <w:sz w:val="24"/>
         </w:rPr>
-        <w:t>usedLimit}}</w:t>
+        <w:t>remainingLimit</w:t>
+      </w:r>
+      <w:r>
+        <w:rPr>
+          <w:sz w:val="24"/>
+        </w:rPr>
+        <w:t>}}</w:t>
       </w:r>
     </w:p>
     <w:p>
@@ -957,45 +963,18 @@
           <w:i/>
           <w:color w:val="156082" w:themeColor="accent1"/>
         </w:rPr>
-        <w:t>{{</w:t>
-      </w:r>
-      <w:r>
+        <w:t>{{CURRENT_DATE_TITLE}}</w:t>
+      </w:r>
+    </w:p>
+    <w:p>
+      <w:pPr>
+        <w:ind w:left="0" w:firstLine="0"/>
+        <w:jc w:val="right"/>
         <w:rPr>
           <w:i/>
           <w:color w:val="156082" w:themeColor="accent1"/>
         </w:rPr>
-        <w:t>CURRENT_DATE_</w:t>
-      </w:r>
-      <w:proofErr w:type="gramStart"/>
-      <w:r>
-        <w:rPr>
-          <w:i/>
-          <w:color w:val="156082" w:themeColor="accent1"/>
-        </w:rPr>
-        <w:t>TITLE</w:t>
-      </w:r>
-      <w:r>
-        <w:rPr>
-          <w:i/>
-          <w:color w:val="156082" w:themeColor="accent1"/>
-        </w:rPr>
-        <w:t xml:space="preserve"> </w:t>
-      </w:r>
-      <w:r>
-        <w:rPr>
-          <w:i/>
-          <w:color w:val="156082" w:themeColor="accent1"/>
-        </w:rPr>
-        <w:t>}</w:t>
-      </w:r>
-      <w:proofErr w:type="gramEnd"/>
-      <w:r>
-        <w:rPr>
-          <w:i/>
-          <w:color w:val="156082" w:themeColor="accent1"/>
-        </w:rPr>
-        <w:t>}</w:t>
-      </w:r>
+      </w:pPr>
     </w:p>
     <w:p>
       <w:pPr>
